--- a/exports/chapters/Глава_09.docx
+++ b/exports/chapters/Глава_09.docx
@@ -2276,24 +2276,24 @@
           <w:sz w:val="24"/>
           <w:szCs w:val="24"/>
         </w:rPr>
-        <w:t xml:space="preserve">Ни колб, ни знаков на полу, ни ничего из того, что рисуют на вывесках. Просто помещение шагов двадцать в длину, с высоким потолком, гладкими стенами и одним столом у дальней стены. На столе лежали несколько предметов и стояла лампа.</w:t>
-      </w:r>
-    </w:p>
-    <w:p>
-      <w:pPr>
-        <w:widowControl/>
-        <w:spacing w:before="0" w:after="0" w:line="360"/>
-        <w:ind w:firstLine="709"/>
-        <w:jc w:val="both"/>
-      </w:pPr>
-      <w:r>
-        <w:rPr>
-          <w:rFonts w:ascii="Times New Roman" w:cs="Times New Roman" w:eastAsia="Times New Roman" w:hAnsi="Times New Roman"/>
-          <w:color w:val="1F1F1F"/>
-          <w:sz w:val="24"/>
-          <w:szCs w:val="24"/>
-        </w:rPr>
-        <w:t xml:space="preserve">За столом сидел человек и что-то писал.</w:t>
+        <w:t xml:space="preserve">Ни колб, ни знаков на полу, ни ничего из того, что рисуют на вывесках. Просто помещение шагов двадцать в длину, с высоким потолком, гладкими стенами и одним столом у дальней стены. Воздух пах нагретым камнем, хотя холодно здесь не было, и волосы на предплечьях поднялись ещё у двери. На столе лежали несколько предметов и стояла лампа.</w:t>
+      </w:r>
+    </w:p>
+    <w:p>
+      <w:pPr>
+        <w:widowControl/>
+        <w:spacing w:before="0" w:after="0" w:line="360"/>
+        <w:ind w:firstLine="709"/>
+        <w:jc w:val="both"/>
+      </w:pPr>
+      <w:r>
+        <w:rPr>
+          <w:rFonts w:ascii="Times New Roman" w:cs="Times New Roman" w:eastAsia="Times New Roman" w:hAnsi="Times New Roman"/>
+          <w:color w:val="1F1F1F"/>
+          <w:sz w:val="24"/>
+          <w:szCs w:val="24"/>
+        </w:rPr>
+        <w:t xml:space="preserve">Я провела ладонью по руке, будто их можно было пригладить. За столом сидел человек и что-то писал.</w:t>
       </w:r>
     </w:p>
     <w:p>
